--- a/PUBLISHED/biol-1/homework/module-08-cellular-genetics-questions.docx
+++ b/PUBLISHED/biol-1/homework/module-08-cellular-genetics-questions.docx
@@ -10,11 +10,6 @@
     <w:p>
       <w:r>
         <w:t>Name the three stages of interphase (G₁, S, G₂). What major event occurs during each?</w:t>
-      </w:r>
-    </w:p>
-    <w:p>
-      <w:r>
-        <w:t>What happens during S phase? Why is it essential before cell division?</w:t>
       </w:r>
     </w:p>
     <w:p>
@@ -34,17 +29,12 @@
     </w:p>
     <w:p>
       <w:r>
-        <w:t>Compare cytokinesis in animal cells (cleavage furrow) and plant cells (cell plate). Why do they differ?</w:t>
-      </w:r>
-    </w:p>
-    <w:p>
-      <w:r>
         <w:t>At the end of mitosis and cytokinesis, how many daughter cells are produced? Are they diploid or haploid? Are they genetically identical to the parent cell?</w:t>
       </w:r>
     </w:p>
     <w:p>
       <w:r>
-        <w:t>What are the three main cell cycle checkpoints (G₁, G₂, M)? What is evaluated at each?</w:t>
+        <w:t>Compare cytokinesis in animal cells (cleavage furrow) vs. plant cells (cell plate).</w:t>
       </w:r>
     </w:p>
     <w:p>
@@ -54,12 +44,12 @@
     </w:p>
     <w:p>
       <w:r>
-        <w:t>How many rounds of division occur in meiosis? How many daughter cells are produced?</w:t>
+        <w:t>How many rounds of division occur in meiosis? How many daughter cells are produced? What is their ploidy?</w:t>
       </w:r>
     </w:p>
     <w:p>
       <w:r>
-        <w:t>What structures separate during Anaphase I? How does this differ from what separates in Anaphase II?</w:t>
+        <w:t>What structures separate during Anaphase I? How does this differ from Anaphase II?</w:t>
       </w:r>
     </w:p>
     <w:p>
@@ -74,17 +64,12 @@
     </w:p>
     <w:p>
       <w:r>
-        <w:t>Calculate: In humans (2n = 46, or 23 pairs), how many unique gamete combinations are possible from independent assortment alone?</w:t>
+        <w:t>In humans (2n = 46), how many unique gamete combinations are possible from independent assortment alone?</w:t>
       </w:r>
     </w:p>
     <w:p>
       <w:r>
-        <w:t>Complete a comparison table with these features: number of divisions, number of daughter cells, ploidy of daughter cells, genetic identity to parent, purpose.</w:t>
-      </w:r>
-    </w:p>
-    <w:p>
-      <w:r>
-        <w:t>Does crossing over occur in mitosis? Why or why not?</w:t>
+        <w:t>Complete a comparison table: Mitosis vs. Meiosis (number of divisions, daughter cells, ploidy, genetic identity, purpose).</w:t>
       </w:r>
     </w:p>
     <w:p>
@@ -94,17 +79,7 @@
     </w:p>
     <w:p>
       <w:r>
-        <w:t>Name the three sources of genetic variation that occur during sexual reproduction. Which two occur during meiosis?</w:t>
-      </w:r>
-    </w:p>
-    <w:p>
-      <w:r>
-        <w:t>How does random fertilization further increase genetic diversity beyond what crossing over and independent assortment produce?</w:t>
-      </w:r>
-    </w:p>
-    <w:p>
-      <w:r>
-        <w:t>Explain why siblings (from the same parents) are not genetically identical to each other.</w:t>
+        <w:t>Name the three sources of genetic variation in sexual reproduction. Which two occur during meiosis?</w:t>
       </w:r>
     </w:p>
     <w:p>
@@ -114,37 +89,22 @@
     </w:p>
     <w:p>
       <w:r>
-        <w:t>If nondisjunction occurs during Meiosis I, how many gametes are abnormal? What if it occurs during Meiosis II?</w:t>
+        <w:t>What is aneuploidy? Give one example of an aneuploid condition in humans.</w:t>
       </w:r>
     </w:p>
     <w:p>
       <w:r>
-        <w:t>What is aneuploidy? Give one example of an aneuploid condition in humans and its cause.</w:t>
+        <w:t>What are cell cycle checkpoints (G₁, G₂, M)? What is evaluated at each?</w:t>
       </w:r>
     </w:p>
     <w:p>
       <w:r>
-        <w:t>What are cell cycle checkpoints? Why are they important for preventing cancer?</w:t>
+        <w:t>Distinguish between a proto-oncogene and an oncogene. What role does p53 play?</w:t>
       </w:r>
     </w:p>
     <w:p>
       <w:r>
-        <w:t>What is the role of the p53 tumor suppressor protein? Why are mutations in p53 so common in cancers?</w:t>
-      </w:r>
-    </w:p>
-    <w:p>
-      <w:r>
-        <w:t>Distinguish between a proto-oncogene and an oncogene. What type of mutation converts one to the other?</w:t>
-      </w:r>
-    </w:p>
-    <w:p>
-      <w:r>
-        <w:t>A mutation inactivates the Rb (retinoblastoma) protein. Predict the effect on cell division.</w:t>
-      </w:r>
-    </w:p>
-    <w:p>
-      <w:r>
-        <w:t>Normal cells divide approximately 50 times before senescence (Hayflick limit). Cancer cells are effectively "immortal." How does telomerase reactivation contribute to this?</w:t>
+        <w:t>Explain why siblings from the same parents are not genetically identical to each other.</w:t>
       </w:r>
     </w:p>
     <w:sectPr>

--- a/PUBLISHED/biol-1/homework/module-08-cellular-genetics-questions.docx
+++ b/PUBLISHED/biol-1/homework/module-08-cellular-genetics-questions.docx
@@ -9,102 +9,102 @@
     </w:p>
     <w:p>
       <w:r>
-        <w:t>Name the three stages of interphase (G₁, S, G₂). What major event occurs during each?</w:t>
+        <w:t>What are the three stages of interphase? What happens in each?</w:t>
       </w:r>
     </w:p>
     <w:p>
       <w:r>
-        <w:t>After S phase, are the two copies of a chromosome called homologs or sister chromatids? How can you tell the difference?</w:t>
+        <w:t>What happens during S phase?</w:t>
       </w:r>
     </w:p>
     <w:p>
       <w:r>
-        <w:t>List the four phases of mitosis in order (PMAT). Briefly describe what happens during each.</w:t>
+        <w:t>What is the difference between sister chromatids and homologous chromosomes?</w:t>
       </w:r>
     </w:p>
     <w:p>
       <w:r>
-        <w:t>What structures separate during anaphase of mitosis?</w:t>
+        <w:t>List the four phases of mitosis in order.</w:t>
       </w:r>
     </w:p>
     <w:p>
       <w:r>
-        <w:t>At the end of mitosis and cytokinesis, how many daughter cells are produced? Are they diploid or haploid? Are they genetically identical to the parent cell?</w:t>
+        <w:t>What happens during metaphase?</w:t>
       </w:r>
     </w:p>
     <w:p>
       <w:r>
-        <w:t>Compare cytokinesis in animal cells (cleavage furrow) vs. plant cells (cell plate).</w:t>
+        <w:t>What separates during anaphase of mitosis?</w:t>
       </w:r>
     </w:p>
     <w:p>
       <w:r>
-        <w:t>Where does meiosis occur in humans? What is the purpose of meiosis?</w:t>
+        <w:t>How many daughter cells does mitosis produce? Are they identical to the parent?</w:t>
       </w:r>
     </w:p>
     <w:p>
       <w:r>
-        <w:t>How many rounds of division occur in meiosis? How many daughter cells are produced? What is their ploidy?</w:t>
+        <w:t>What is the difference between a cleavage furrow and a cell plate?</w:t>
       </w:r>
     </w:p>
     <w:p>
       <w:r>
-        <w:t>What structures separate during Anaphase I? How does this differ from Anaphase II?</w:t>
+        <w:t>What is the purpose of meiosis? Where does it happen in humans?</w:t>
       </w:r>
     </w:p>
     <w:p>
       <w:r>
-        <w:t>Describe synapsis and crossing over. During which phase do they occur? Why are they important?</w:t>
+        <w:t>How many daughter cells does meiosis produce? Are they diploid or haploid?</w:t>
       </w:r>
     </w:p>
     <w:p>
       <w:r>
-        <w:t>What is independent assortment? How does random alignment of homologs at Metaphase I contribute to genetic diversity?</w:t>
+        <w:t>What separates during Anaphase I? What separates during Anaphase II?</w:t>
       </w:r>
     </w:p>
     <w:p>
       <w:r>
-        <w:t>In humans (2n = 46), how many unique gamete combinations are possible from independent assortment alone?</w:t>
+        <w:t>What is crossing over? When does it happen?</w:t>
       </w:r>
     </w:p>
     <w:p>
       <w:r>
-        <w:t>Complete a comparison table: Mitosis vs. Meiosis (number of divisions, daughter cells, ploidy, genetic identity, purpose).</w:t>
+        <w:t>What is independent assortment?</w:t>
       </w:r>
     </w:p>
     <w:p>
       <w:r>
-        <w:t>Why is it critical that gametes are haploid? What would happen if gametes were diploid?</w:t>
+        <w:t>Why is it important that gametes are haploid?</w:t>
       </w:r>
     </w:p>
     <w:p>
       <w:r>
-        <w:t>Name the three sources of genetic variation in sexual reproduction. Which two occur during meiosis?</w:t>
+        <w:t>Complete: Mitosis makes cells that are . Meiosis makes cells that are .</w:t>
       </w:r>
     </w:p>
     <w:p>
       <w:r>
-        <w:t>What is nondisjunction? During which stage(s) of meiosis can it occur?</w:t>
+        <w:t>What is nondisjunction? Give one example of what it causes.</w:t>
       </w:r>
     </w:p>
     <w:p>
       <w:r>
-        <w:t>What is aneuploidy? Give one example of an aneuploid condition in humans.</w:t>
+        <w:t>What are the three sources of genetic variation in sexual reproduction?</w:t>
       </w:r>
     </w:p>
     <w:p>
       <w:r>
-        <w:t>What are cell cycle checkpoints (G₁, G₂, M)? What is evaluated at each?</w:t>
+        <w:t>What are cell cycle checkpoints? Why are they important?</w:t>
       </w:r>
     </w:p>
     <w:p>
       <w:r>
-        <w:t>Distinguish between a proto-oncogene and an oncogene. What role does p53 play?</w:t>
+        <w:t>What is the difference between a proto-oncogene and an oncogene?</w:t>
       </w:r>
     </w:p>
     <w:p>
       <w:r>
-        <w:t>Explain why siblings from the same parents are not genetically identical to each other.</w:t>
+        <w:t>Why are siblings from the same parents not identical?</w:t>
       </w:r>
     </w:p>
     <w:sectPr>

--- a/PUBLISHED/biol-1/homework/module-08-cellular-genetics-questions.docx
+++ b/PUBLISHED/biol-1/homework/module-08-cellular-genetics-questions.docx
@@ -3,106 +3,189 @@
 <w:document xmlns:wpc="http://schemas.microsoft.com/office/word/2010/wordprocessingCanvas" xmlns:mo="http://schemas.microsoft.com/office/mac/office/2008/main" xmlns:mc="http://schemas.openxmlformats.org/markup-compatibility/2006" xmlns:mv="urn:schemas-microsoft-com:mac:vml" xmlns:o="urn:schemas-microsoft-com:office:office" xmlns:r="http://schemas.openxmlformats.org/officeDocument/2006/relationships" xmlns:m="http://schemas.openxmlformats.org/officeDocument/2006/math" xmlns:v="urn:schemas-microsoft-com:vml" xmlns:wp14="http://schemas.microsoft.com/office/word/2010/wordprocessingDrawing" xmlns:wp="http://schemas.openxmlformats.org/drawingml/2006/wordprocessingDrawing" xmlns:w10="urn:schemas-microsoft-com:office:word" xmlns:w="http://schemas.openxmlformats.org/wordprocessingml/2006/main" xmlns:w14="http://schemas.microsoft.com/office/word/2010/wordml" xmlns:wpg="http://schemas.microsoft.com/office/word/2010/wordprocessingGroup" xmlns:wpi="http://schemas.microsoft.com/office/word/2010/wordprocessingInk" xmlns:wne="http://schemas.microsoft.com/office/word/2006/wordml" xmlns:wps="http://schemas.microsoft.com/office/word/2010/wordprocessingShape" mc:Ignorable="w14 wp14">
   <w:body>
     <w:p>
+      <w:pPr>
+        <w:pStyle w:val="Heading1"/>
+      </w:pPr>
       <w:r>
         <w:t>Module 8: Cellular Genetics — Study Questions</w:t>
       </w:r>
     </w:p>
     <w:p>
       <w:r>
+        <w:br/>
+      </w:r>
+      <w:r>
         <w:t>What are the three stages of interphase? What happens in each?</w:t>
       </w:r>
     </w:p>
     <w:p>
+      <w:r>
+        <w:br/>
+      </w:r>
       <w:r>
         <w:t>What happens during S phase?</w:t>
       </w:r>
     </w:p>
     <w:p>
       <w:r>
+        <w:br/>
+      </w:r>
+      <w:r>
         <w:t>What is the difference between sister chromatids and homologous chromosomes?</w:t>
       </w:r>
     </w:p>
     <w:p>
+      <w:r>
+        <w:br/>
+      </w:r>
       <w:r>
         <w:t>List the four phases of mitosis in order.</w:t>
       </w:r>
     </w:p>
     <w:p>
       <w:r>
+        <w:br/>
+      </w:r>
+      <w:r>
         <w:t>What happens during metaphase?</w:t>
       </w:r>
     </w:p>
     <w:p>
+      <w:r>
+        <w:br/>
+      </w:r>
       <w:r>
         <w:t>What separates during anaphase of mitosis?</w:t>
       </w:r>
     </w:p>
     <w:p>
       <w:r>
+        <w:br/>
+      </w:r>
+      <w:r>
         <w:t>How many daughter cells does mitosis produce? Are they identical to the parent?</w:t>
       </w:r>
     </w:p>
     <w:p>
+      <w:r>
+        <w:br/>
+      </w:r>
       <w:r>
         <w:t>What is the difference between a cleavage furrow and a cell plate?</w:t>
       </w:r>
     </w:p>
     <w:p>
       <w:r>
+        <w:br/>
+      </w:r>
+      <w:r>
         <w:t>What is the purpose of meiosis? Where does it happen in humans?</w:t>
       </w:r>
     </w:p>
     <w:p>
+      <w:r>
+        <w:br/>
+      </w:r>
       <w:r>
         <w:t>How many daughter cells does meiosis produce? Are they diploid or haploid?</w:t>
       </w:r>
     </w:p>
     <w:p>
       <w:r>
+        <w:br/>
+      </w:r>
+      <w:r>
         <w:t>What separates during Anaphase I? What separates during Anaphase II?</w:t>
       </w:r>
     </w:p>
     <w:p>
+      <w:r>
+        <w:br/>
+      </w:r>
       <w:r>
         <w:t>What is crossing over? When does it happen?</w:t>
       </w:r>
     </w:p>
     <w:p>
       <w:r>
+        <w:br/>
+      </w:r>
+      <w:r>
         <w:t>What is independent assortment?</w:t>
       </w:r>
     </w:p>
     <w:p>
+      <w:r>
+        <w:br/>
+      </w:r>
       <w:r>
         <w:t>Why is it important that gametes are haploid?</w:t>
       </w:r>
     </w:p>
     <w:p>
       <w:r>
-        <w:t>Complete: Mitosis makes cells that are . Meiosis makes cells that are .</w:t>
+        <w:br/>
+      </w:r>
+      <w:r>
+        <w:t xml:space="preserve">Complete: Mitosis makes </w:t>
+      </w:r>
+      <w:r>
+        <w:rPr>
+          <w:b/>
+          <w:i/>
+        </w:rPr>
+        <w:t>cells that are</w:t>
+      </w:r>
+      <w:r>
+        <w:t xml:space="preserve">. Meiosis makes </w:t>
+      </w:r>
+      <w:r>
+        <w:rPr>
+          <w:b/>
+          <w:i/>
+        </w:rPr>
+        <w:t>cells that are</w:t>
+      </w:r>
+      <w:r>
+        <w:t>.</w:t>
       </w:r>
     </w:p>
     <w:p>
+      <w:r>
+        <w:br/>
+      </w:r>
       <w:r>
         <w:t>What is nondisjunction? Give one example of what it causes.</w:t>
       </w:r>
     </w:p>
     <w:p>
       <w:r>
+        <w:br/>
+      </w:r>
+      <w:r>
         <w:t>What are the three sources of genetic variation in sexual reproduction?</w:t>
       </w:r>
     </w:p>
     <w:p>
+      <w:r>
+        <w:br/>
+      </w:r>
       <w:r>
         <w:t>What are cell cycle checkpoints? Why are they important?</w:t>
       </w:r>
     </w:p>
     <w:p>
       <w:r>
+        <w:br/>
+      </w:r>
+      <w:r>
         <w:t>What is the difference between a proto-oncogene and an oncogene?</w:t>
       </w:r>
     </w:p>
     <w:p>
+      <w:r>
+        <w:br/>
+      </w:r>
       <w:r>
         <w:t>Why are siblings from the same parents not identical?</w:t>
       </w:r>

--- a/PUBLISHED/biol-1/homework/module-08-cellular-genetics-questions.docx
+++ b/PUBLISHED/biol-1/homework/module-08-cellular-genetics-questions.docx
@@ -7,187 +7,147 @@
         <w:pStyle w:val="Heading1"/>
       </w:pPr>
       <w:r>
-        <w:t>Module 8: Cellular Genetics — Study Questions</w:t>
+        <w:t>Module 8: Cellular Genetics - Learning Questions</w:t>
       </w:r>
     </w:p>
     <w:p>
       <w:r>
+        <w:t xml:space="preserve">1. </w:t>
+      </w:r>
+      <w:r>
         <w:br/>
       </w:r>
       <w:r>
-        <w:t>What are the three stages of interphase? What happens in each?</w:t>
+        <w:t>Why do cells package DNA into chromosomes?</w:t>
+      </w:r>
+      <w:r>
+        <w:br/>
       </w:r>
     </w:p>
     <w:p>
       <w:r>
+        <w:t xml:space="preserve">2. </w:t>
+      </w:r>
+      <w:r>
         <w:br/>
       </w:r>
       <w:r>
-        <w:t>What happens during S phase?</w:t>
+        <w:t>What is the purpose of mitosis?</w:t>
+      </w:r>
+      <w:r>
+        <w:br/>
       </w:r>
     </w:p>
     <w:p>
       <w:r>
+        <w:t xml:space="preserve">3. </w:t>
+      </w:r>
+      <w:r>
         <w:br/>
       </w:r>
       <w:r>
-        <w:t>What is the difference between sister chromatids and homologous chromosomes?</w:t>
+        <w:t>What is the purpose of meiosis?</w:t>
+      </w:r>
+      <w:r>
+        <w:br/>
       </w:r>
     </w:p>
     <w:p>
       <w:r>
+        <w:t xml:space="preserve">4. </w:t>
+      </w:r>
+      <w:r>
         <w:br/>
       </w:r>
       <w:r>
-        <w:t>List the four phases of mitosis in order.</w:t>
+        <w:t>How do the products of mitosis and meiosis differ?</w:t>
+      </w:r>
+      <w:r>
+        <w:br/>
       </w:r>
     </w:p>
     <w:p>
       <w:r>
+        <w:t xml:space="preserve">5. </w:t>
+      </w:r>
+      <w:r>
         <w:br/>
       </w:r>
       <w:r>
-        <w:t>What happens during metaphase?</w:t>
+        <w:t>Why must gametes be haploid?</w:t>
+      </w:r>
+      <w:r>
+        <w:br/>
       </w:r>
     </w:p>
     <w:p>
       <w:r>
+        <w:t xml:space="preserve">6. </w:t>
+      </w:r>
+      <w:r>
         <w:br/>
       </w:r>
       <w:r>
-        <w:t>What separates during anaphase of mitosis?</w:t>
+        <w:t>How does crossing over create variation?</w:t>
+      </w:r>
+      <w:r>
+        <w:br/>
       </w:r>
     </w:p>
     <w:p>
       <w:r>
+        <w:t xml:space="preserve">7. </w:t>
+      </w:r>
+      <w:r>
         <w:br/>
       </w:r>
       <w:r>
-        <w:t>How many daughter cells does mitosis produce? Are they identical to the parent?</w:t>
+        <w:t>How does independent assortment create variation?</w:t>
+      </w:r>
+      <w:r>
+        <w:br/>
       </w:r>
     </w:p>
     <w:p>
       <w:r>
+        <w:t xml:space="preserve">8. </w:t>
+      </w:r>
+      <w:r>
         <w:br/>
       </w:r>
       <w:r>
-        <w:t>What is the difference between a cleavage furrow and a cell plate?</w:t>
+        <w:t>What can happen if chromosomes fail to separate?</w:t>
+      </w:r>
+      <w:r>
+        <w:br/>
       </w:r>
     </w:p>
     <w:p>
       <w:r>
+        <w:t xml:space="preserve">9. </w:t>
+      </w:r>
+      <w:r>
         <w:br/>
       </w:r>
       <w:r>
-        <w:t>What is the purpose of meiosis? Where does it happen in humans?</w:t>
+        <w:t>How does cell division connect to inheritance?</w:t>
+      </w:r>
+      <w:r>
+        <w:br/>
       </w:r>
     </w:p>
     <w:p>
       <w:r>
-        <w:br/>
+        <w:t xml:space="preserve">10. </w:t>
       </w:r>
-      <w:r>
-        <w:t>How many daughter cells does meiosis produce? Are they diploid or haploid?</w:t>
-      </w:r>
-    </w:p>
-    <w:p>
       <w:r>
         <w:br/>
       </w:r>
       <w:r>
-        <w:t>What separates during Anaphase I? What separates during Anaphase II?</w:t>
+        <w:t>What evidence would distinguish mitosis from meiosis?</w:t>
       </w:r>
-    </w:p>
-    <w:p>
       <w:r>
         <w:br/>
-      </w:r>
-      <w:r>
-        <w:t>What is crossing over? When does it happen?</w:t>
-      </w:r>
-    </w:p>
-    <w:p>
-      <w:r>
-        <w:br/>
-      </w:r>
-      <w:r>
-        <w:t>What is independent assortment?</w:t>
-      </w:r>
-    </w:p>
-    <w:p>
-      <w:r>
-        <w:br/>
-      </w:r>
-      <w:r>
-        <w:t>Why is it important that gametes are haploid?</w:t>
-      </w:r>
-    </w:p>
-    <w:p>
-      <w:r>
-        <w:br/>
-      </w:r>
-      <w:r>
-        <w:t xml:space="preserve">Complete: Mitosis makes </w:t>
-      </w:r>
-      <w:r>
-        <w:rPr>
-          <w:b/>
-          <w:i/>
-        </w:rPr>
-        <w:t>cells that are</w:t>
-      </w:r>
-      <w:r>
-        <w:t xml:space="preserve">. Meiosis makes </w:t>
-      </w:r>
-      <w:r>
-        <w:rPr>
-          <w:b/>
-          <w:i/>
-        </w:rPr>
-        <w:t>cells that are</w:t>
-      </w:r>
-      <w:r>
-        <w:t>.</w:t>
-      </w:r>
-    </w:p>
-    <w:p>
-      <w:r>
-        <w:br/>
-      </w:r>
-      <w:r>
-        <w:t>What is nondisjunction? Give one example of what it causes.</w:t>
-      </w:r>
-    </w:p>
-    <w:p>
-      <w:r>
-        <w:br/>
-      </w:r>
-      <w:r>
-        <w:t>What are the three sources of genetic variation in sexual reproduction?</w:t>
-      </w:r>
-    </w:p>
-    <w:p>
-      <w:r>
-        <w:br/>
-      </w:r>
-      <w:r>
-        <w:t>What are cell cycle checkpoints? Why are they important?</w:t>
-      </w:r>
-    </w:p>
-    <w:p>
-      <w:r>
-        <w:br/>
-      </w:r>
-      <w:r>
-        <w:t>What is the difference between a proto-oncogene and an oncogene?</w:t>
-      </w:r>
-    </w:p>
-    <w:p>
-      <w:r>
-        <w:br/>
-      </w:r>
-      <w:r>
-        <w:t>Why are siblings from the same parents not identical?</w:t>
       </w:r>
     </w:p>
     <w:sectPr>
